--- a/docs/functions.docx
+++ b/docs/functions.docx
@@ -1772,7 +1772,7 @@
           <w:rPr>
             <w:rStyle w:val="Hyperlink"/>
           </w:rPr>
-          <w:t xml:space="preserve">Spectrum (ahgSpectrumPlugin)</w:t>
+          <w:t xml:space="preserve">Collections Procedures (ahgSpectrumPlugin)</w:t>
         </w:r>
       </w:hyperlink>
     </w:p>
@@ -9148,7 +9148,7 @@
         <w:pStyle w:val="BodyText"/>
       </w:pPr>
       <w:r>
-        <w:t xml:space="preserve">Condition assessment and reporting for physical objects with Spectrum 5.0 compliance</w:t>
+        <w:t xml:space="preserve">Condition assessment and reporting for physical objects with Collections Procedures compliance</w:t>
       </w:r>
     </w:p>
     <w:bookmarkEnd w:id="38"/>
@@ -26109,7 +26109,7 @@
         <w:pStyle w:val="BodyText"/>
       </w:pPr>
       <w:r>
-        <w:t xml:space="preserve">Museum cataloging with CCO (Cataloging Cultural Objects), CIDOC-CRM, and Spectrum 5.0 integration</w:t>
+        <w:t xml:space="preserve">Museum cataloging with CCO (Cataloging Cultural Objects), CIDOC-CRM, and Collections Procedures integration</w:t>
       </w:r>
     </w:p>
     <w:bookmarkEnd w:id="87"/>
@@ -32393,13 +32393,13 @@
       </w:r>
     </w:p>
     <w:bookmarkEnd w:id="116"/>
-    <w:bookmarkStart w:id="117" w:name="spectrum-ahgspectrumplugin"/>
+    <w:bookmarkStart w:id="117" w:name="collections-procedures-ahgspectrumplugin"/>
     <w:p>
       <w:pPr>
         <w:pStyle w:val="Heading2"/>
       </w:pPr>
       <w:r>
-        <w:t xml:space="preserve">Spectrum (ahgSpectrumPlugin)</w:t>
+        <w:t xml:space="preserve">Collections Procedures (ahgSpectrumPlugin)</w:t>
       </w:r>
     </w:p>
     <w:p>
@@ -32419,7 +32419,7 @@
         <w:pStyle w:val="BodyText"/>
       </w:pPr>
       <w:r>
-        <w:t xml:space="preserve">Spectrum 5.0 museum procedures - acquisition, loans, movement, conservation, valuation, and workflow management</w:t>
+        <w:t xml:space="preserve">Collections Procedures museum procedures - acquisition, loans, movement, conservation, valuation, and workflow management</w:t>
       </w:r>
     </w:p>
     <w:bookmarkEnd w:id="117"/>
